--- a/Campus Service Marketplace (CSMP).docx
+++ b/Campus Service Marketplace (CSMP).docx
@@ -16,6 +16,7 @@
       <w:r>
         <w:rPr>
           <w:rFonts w:ascii="Times New Roman" w:hAnsi="Times New Roman" w:cs="Times New Roman"/>
+          <w:noProof/>
           <w:sz w:val="44"/>
           <w:szCs w:val="44"/>
           <w:u w:val="single"/>
@@ -6276,6 +6277,1851 @@
     </w:p>
     <w:p>
       <w:pPr>
+        <w:rPr>
+          <w:rFonts w:ascii="Times New Roman" w:hAnsi="Times New Roman" w:cs="Times New Roman"/>
+          <w:sz w:val="22"/>
+          <w:szCs w:val="22"/>
+        </w:rPr>
+      </w:pPr>
+      <w:r>
+        <w:rPr>
+          <w:rFonts w:ascii="Times New Roman" w:hAnsi="Times New Roman" w:cs="Times New Roman"/>
+          <w:sz w:val="22"/>
+          <w:szCs w:val="22"/>
+        </w:rPr>
+        <w:br w:type="page"/>
+      </w:r>
+    </w:p>
+    <w:p>
+      <w:pPr>
+        <w:spacing w:after="0"/>
+        <w:rPr>
+          <w:sz w:val="22"/>
+          <w:szCs w:val="22"/>
+        </w:rPr>
+      </w:pPr>
+      <w:r>
+        <w:rPr>
+          <w:rFonts w:ascii="Times New Roman" w:hAnsi="Times New Roman" w:cs="Times New Roman"/>
+          <w:sz w:val="22"/>
+          <w:szCs w:val="22"/>
+        </w:rPr>
+        <w:lastRenderedPageBreak/>
+        <w:t>Module 4:</w:t>
+      </w:r>
+      <w:r>
+        <w:rPr>
+          <w:rFonts w:ascii="Times New Roman" w:hAnsi="Times New Roman" w:cs="Times New Roman"/>
+          <w:sz w:val="22"/>
+          <w:szCs w:val="22"/>
+        </w:rPr>
+        <w:br/>
+      </w:r>
+      <w:r>
+        <w:rPr>
+          <w:rFonts w:ascii="Times New Roman" w:hAnsi="Times New Roman" w:cs="Times New Roman"/>
+          <w:sz w:val="22"/>
+          <w:szCs w:val="22"/>
+        </w:rPr>
+        <w:br/>
+      </w:r>
+      <w:r>
+        <w:rPr>
+          <w:sz w:val="22"/>
+          <w:szCs w:val="22"/>
+        </w:rPr>
+        <w:t>Create the Discovery and Booking Workflow module for the Node.js + Express backend and Vite React frontend.</w:t>
+      </w:r>
+    </w:p>
+    <w:p>
+      <w:pPr>
+        <w:spacing w:after="0"/>
+        <w:rPr>
+          <w:rFonts w:ascii="Times New Roman" w:hAnsi="Times New Roman" w:cs="Times New Roman"/>
+          <w:sz w:val="22"/>
+          <w:szCs w:val="22"/>
+        </w:rPr>
+      </w:pPr>
+      <w:r>
+        <w:rPr>
+          <w:rFonts w:ascii="Times New Roman" w:hAnsi="Times New Roman" w:cs="Times New Roman"/>
+          <w:sz w:val="22"/>
+          <w:szCs w:val="22"/>
+        </w:rPr>
+        <w:t>Current setup:</w:t>
+      </w:r>
+    </w:p>
+    <w:p>
+      <w:pPr>
+        <w:numPr>
+          <w:ilvl w:val="0"/>
+          <w:numId w:val="16"/>
+        </w:numPr>
+        <w:spacing w:after="0"/>
+        <w:rPr>
+          <w:rFonts w:ascii="Times New Roman" w:hAnsi="Times New Roman" w:cs="Times New Roman"/>
+          <w:sz w:val="22"/>
+          <w:szCs w:val="22"/>
+        </w:rPr>
+      </w:pPr>
+      <w:r>
+        <w:rPr>
+          <w:rFonts w:ascii="Times New Roman" w:hAnsi="Times New Roman" w:cs="Times New Roman"/>
+          <w:sz w:val="22"/>
+          <w:szCs w:val="22"/>
+        </w:rPr>
+        <w:t>backend/ and frontend/ folders exist.</w:t>
+      </w:r>
+    </w:p>
+    <w:p>
+      <w:pPr>
+        <w:numPr>
+          <w:ilvl w:val="0"/>
+          <w:numId w:val="16"/>
+        </w:numPr>
+        <w:spacing w:after="0"/>
+        <w:rPr>
+          <w:rFonts w:ascii="Times New Roman" w:hAnsi="Times New Roman" w:cs="Times New Roman"/>
+          <w:sz w:val="22"/>
+          <w:szCs w:val="22"/>
+        </w:rPr>
+      </w:pPr>
+      <w:r>
+        <w:rPr>
+          <w:rFonts w:ascii="Times New Roman" w:hAnsi="Times New Roman" w:cs="Times New Roman"/>
+          <w:sz w:val="22"/>
+          <w:szCs w:val="22"/>
+        </w:rPr>
+        <w:t xml:space="preserve">Authentication, Provider Profiles, and Service Listings (with </w:t>
+      </w:r>
+      <w:proofErr w:type="spellStart"/>
+      <w:r>
+        <w:rPr>
+          <w:rFonts w:ascii="Times New Roman" w:hAnsi="Times New Roman" w:cs="Times New Roman"/>
+          <w:sz w:val="22"/>
+          <w:szCs w:val="22"/>
+        </w:rPr>
+        <w:t>Cloudinary</w:t>
+      </w:r>
+      <w:proofErr w:type="spellEnd"/>
+      <w:r>
+        <w:rPr>
+          <w:rFonts w:ascii="Times New Roman" w:hAnsi="Times New Roman" w:cs="Times New Roman"/>
+          <w:sz w:val="22"/>
+          <w:szCs w:val="22"/>
+        </w:rPr>
+        <w:t xml:space="preserve"> uploads) are fully implemented.</w:t>
+      </w:r>
+    </w:p>
+    <w:p>
+      <w:pPr>
+        <w:numPr>
+          <w:ilvl w:val="0"/>
+          <w:numId w:val="16"/>
+        </w:numPr>
+        <w:spacing w:after="0"/>
+        <w:rPr>
+          <w:rFonts w:ascii="Times New Roman" w:hAnsi="Times New Roman" w:cs="Times New Roman"/>
+          <w:sz w:val="22"/>
+          <w:szCs w:val="22"/>
+        </w:rPr>
+      </w:pPr>
+      <w:r>
+        <w:rPr>
+          <w:rFonts w:ascii="Times New Roman" w:hAnsi="Times New Roman" w:cs="Times New Roman"/>
+          <w:sz w:val="22"/>
+          <w:szCs w:val="22"/>
+        </w:rPr>
+        <w:t>Users can log in and have defined roles (Service Buyer, Service Provider).</w:t>
+      </w:r>
+    </w:p>
+    <w:p>
+      <w:pPr>
+        <w:numPr>
+          <w:ilvl w:val="0"/>
+          <w:numId w:val="16"/>
+        </w:numPr>
+        <w:spacing w:after="0"/>
+        <w:rPr>
+          <w:rFonts w:ascii="Times New Roman" w:hAnsi="Times New Roman" w:cs="Times New Roman"/>
+          <w:sz w:val="22"/>
+          <w:szCs w:val="22"/>
+        </w:rPr>
+      </w:pPr>
+      <w:r>
+        <w:rPr>
+          <w:rFonts w:ascii="Times New Roman" w:hAnsi="Times New Roman" w:cs="Times New Roman"/>
+          <w:sz w:val="22"/>
+          <w:szCs w:val="22"/>
+        </w:rPr>
+        <w:t>backend/ uses MongoDB and Redis.</w:t>
+      </w:r>
+    </w:p>
+    <w:p>
+      <w:pPr>
+        <w:numPr>
+          <w:ilvl w:val="0"/>
+          <w:numId w:val="16"/>
+        </w:numPr>
+        <w:spacing w:after="0"/>
+        <w:rPr>
+          <w:rFonts w:ascii="Times New Roman" w:hAnsi="Times New Roman" w:cs="Times New Roman"/>
+          <w:sz w:val="22"/>
+          <w:szCs w:val="22"/>
+        </w:rPr>
+      </w:pPr>
+      <w:r>
+        <w:rPr>
+          <w:rFonts w:ascii="Times New Roman" w:hAnsi="Times New Roman" w:cs="Times New Roman"/>
+          <w:sz w:val="22"/>
+          <w:szCs w:val="22"/>
+        </w:rPr>
+        <w:t>Authentication middleware (</w:t>
+      </w:r>
+      <w:proofErr w:type="spellStart"/>
+      <w:r>
+        <w:rPr>
+          <w:rFonts w:ascii="Times New Roman" w:hAnsi="Times New Roman" w:cs="Times New Roman"/>
+          <w:sz w:val="22"/>
+          <w:szCs w:val="22"/>
+        </w:rPr>
+        <w:t>auth.ts</w:t>
+      </w:r>
+      <w:proofErr w:type="spellEnd"/>
+      <w:r>
+        <w:rPr>
+          <w:rFonts w:ascii="Times New Roman" w:hAnsi="Times New Roman" w:cs="Times New Roman"/>
+          <w:sz w:val="22"/>
+          <w:szCs w:val="22"/>
+        </w:rPr>
+        <w:t>) protects secure routes.</w:t>
+      </w:r>
+    </w:p>
+    <w:p>
+      <w:pPr>
+        <w:spacing w:after="0"/>
+        <w:rPr>
+          <w:rFonts w:ascii="Times New Roman" w:hAnsi="Times New Roman" w:cs="Times New Roman"/>
+          <w:sz w:val="22"/>
+          <w:szCs w:val="22"/>
+        </w:rPr>
+      </w:pPr>
+      <w:r>
+        <w:rPr>
+          <w:rFonts w:ascii="Times New Roman" w:hAnsi="Times New Roman" w:cs="Times New Roman"/>
+          <w:sz w:val="22"/>
+          <w:szCs w:val="22"/>
+        </w:rPr>
+        <w:t>Create/Update this folder structure:</w:t>
+      </w:r>
+    </w:p>
+    <w:p>
+      <w:pPr>
+        <w:spacing w:after="0"/>
+        <w:rPr>
+          <w:rFonts w:ascii="Times New Roman" w:hAnsi="Times New Roman" w:cs="Times New Roman"/>
+          <w:sz w:val="22"/>
+          <w:szCs w:val="22"/>
+        </w:rPr>
+      </w:pPr>
+      <w:r>
+        <w:rPr>
+          <w:rFonts w:ascii="Times New Roman" w:hAnsi="Times New Roman" w:cs="Times New Roman"/>
+          <w:sz w:val="22"/>
+          <w:szCs w:val="22"/>
+        </w:rPr>
+        <w:t xml:space="preserve">backend/ </w:t>
+      </w:r>
+    </w:p>
+    <w:p>
+      <w:pPr>
+        <w:spacing w:after="0"/>
+        <w:rPr>
+          <w:rFonts w:ascii="Times New Roman" w:hAnsi="Times New Roman" w:cs="Times New Roman"/>
+          <w:sz w:val="22"/>
+          <w:szCs w:val="22"/>
+        </w:rPr>
+      </w:pPr>
+      <w:r>
+        <w:rPr>
+          <w:rFonts w:ascii="Times New Roman" w:hAnsi="Times New Roman" w:cs="Times New Roman"/>
+          <w:sz w:val="22"/>
+          <w:szCs w:val="22"/>
+        </w:rPr>
+        <w:t xml:space="preserve">├── </w:t>
+      </w:r>
+      <w:proofErr w:type="spellStart"/>
+      <w:r>
+        <w:rPr>
+          <w:rFonts w:ascii="Times New Roman" w:hAnsi="Times New Roman" w:cs="Times New Roman"/>
+          <w:sz w:val="22"/>
+          <w:szCs w:val="22"/>
+        </w:rPr>
+        <w:t>src</w:t>
+      </w:r>
+      <w:proofErr w:type="spellEnd"/>
+      <w:r>
+        <w:rPr>
+          <w:rFonts w:ascii="Times New Roman" w:hAnsi="Times New Roman" w:cs="Times New Roman"/>
+          <w:sz w:val="22"/>
+          <w:szCs w:val="22"/>
+        </w:rPr>
+        <w:t xml:space="preserve">/ </w:t>
+      </w:r>
+    </w:p>
+    <w:p>
+      <w:pPr>
+        <w:spacing w:after="0"/>
+        <w:rPr>
+          <w:rFonts w:ascii="Times New Roman" w:hAnsi="Times New Roman" w:cs="Times New Roman"/>
+          <w:sz w:val="22"/>
+          <w:szCs w:val="22"/>
+        </w:rPr>
+      </w:pPr>
+      <w:r>
+        <w:rPr>
+          <w:rFonts w:ascii="Times New Roman" w:hAnsi="Times New Roman" w:cs="Times New Roman"/>
+          <w:sz w:val="22"/>
+          <w:szCs w:val="22"/>
+        </w:rPr>
+        <w:t xml:space="preserve">│ ├── controllers/ </w:t>
+      </w:r>
+    </w:p>
+    <w:p>
+      <w:pPr>
+        <w:spacing w:after="0"/>
+        <w:rPr>
+          <w:rFonts w:ascii="Times New Roman" w:hAnsi="Times New Roman" w:cs="Times New Roman"/>
+          <w:sz w:val="22"/>
+          <w:szCs w:val="22"/>
+        </w:rPr>
+      </w:pPr>
+      <w:r>
+        <w:rPr>
+          <w:rFonts w:ascii="Times New Roman" w:hAnsi="Times New Roman" w:cs="Times New Roman"/>
+          <w:sz w:val="22"/>
+          <w:szCs w:val="22"/>
+        </w:rPr>
+        <w:t xml:space="preserve">│ │ ├── </w:t>
+      </w:r>
+      <w:proofErr w:type="spellStart"/>
+      <w:r>
+        <w:rPr>
+          <w:rFonts w:ascii="Times New Roman" w:hAnsi="Times New Roman" w:cs="Times New Roman"/>
+          <w:sz w:val="22"/>
+          <w:szCs w:val="22"/>
+        </w:rPr>
+        <w:t>searchController.ts</w:t>
+      </w:r>
+      <w:proofErr w:type="spellEnd"/>
+      <w:r>
+        <w:rPr>
+          <w:rFonts w:ascii="Times New Roman" w:hAnsi="Times New Roman" w:cs="Times New Roman"/>
+          <w:sz w:val="22"/>
+          <w:szCs w:val="22"/>
+        </w:rPr>
+        <w:t xml:space="preserve"> </w:t>
+      </w:r>
+    </w:p>
+    <w:p>
+      <w:pPr>
+        <w:spacing w:after="0"/>
+        <w:rPr>
+          <w:rFonts w:ascii="Times New Roman" w:hAnsi="Times New Roman" w:cs="Times New Roman"/>
+          <w:sz w:val="22"/>
+          <w:szCs w:val="22"/>
+        </w:rPr>
+      </w:pPr>
+      <w:r>
+        <w:rPr>
+          <w:rFonts w:ascii="Times New Roman" w:hAnsi="Times New Roman" w:cs="Times New Roman"/>
+          <w:sz w:val="22"/>
+          <w:szCs w:val="22"/>
+        </w:rPr>
+        <w:t xml:space="preserve">│ │ ├── </w:t>
+      </w:r>
+      <w:proofErr w:type="spellStart"/>
+      <w:r>
+        <w:rPr>
+          <w:rFonts w:ascii="Times New Roman" w:hAnsi="Times New Roman" w:cs="Times New Roman"/>
+          <w:sz w:val="22"/>
+          <w:szCs w:val="22"/>
+        </w:rPr>
+        <w:t>bookingController.ts</w:t>
+      </w:r>
+      <w:proofErr w:type="spellEnd"/>
+      <w:r>
+        <w:rPr>
+          <w:rFonts w:ascii="Times New Roman" w:hAnsi="Times New Roman" w:cs="Times New Roman"/>
+          <w:sz w:val="22"/>
+          <w:szCs w:val="22"/>
+        </w:rPr>
+        <w:t xml:space="preserve"> </w:t>
+      </w:r>
+    </w:p>
+    <w:p>
+      <w:pPr>
+        <w:spacing w:after="0"/>
+        <w:rPr>
+          <w:rFonts w:ascii="Times New Roman" w:hAnsi="Times New Roman" w:cs="Times New Roman"/>
+          <w:sz w:val="22"/>
+          <w:szCs w:val="22"/>
+        </w:rPr>
+      </w:pPr>
+      <w:r>
+        <w:rPr>
+          <w:rFonts w:ascii="Times New Roman" w:hAnsi="Times New Roman" w:cs="Times New Roman"/>
+          <w:sz w:val="22"/>
+          <w:szCs w:val="22"/>
+        </w:rPr>
+        <w:t xml:space="preserve">│ │ └── </w:t>
+      </w:r>
+      <w:proofErr w:type="spellStart"/>
+      <w:r>
+        <w:rPr>
+          <w:rFonts w:ascii="Times New Roman" w:hAnsi="Times New Roman" w:cs="Times New Roman"/>
+          <w:sz w:val="22"/>
+          <w:szCs w:val="22"/>
+        </w:rPr>
+        <w:t>orderController.ts</w:t>
+      </w:r>
+      <w:proofErr w:type="spellEnd"/>
+      <w:r>
+        <w:rPr>
+          <w:rFonts w:ascii="Times New Roman" w:hAnsi="Times New Roman" w:cs="Times New Roman"/>
+          <w:sz w:val="22"/>
+          <w:szCs w:val="22"/>
+        </w:rPr>
+        <w:t xml:space="preserve"> </w:t>
+      </w:r>
+    </w:p>
+    <w:p>
+      <w:pPr>
+        <w:spacing w:after="0"/>
+        <w:rPr>
+          <w:rFonts w:ascii="Times New Roman" w:hAnsi="Times New Roman" w:cs="Times New Roman"/>
+          <w:sz w:val="22"/>
+          <w:szCs w:val="22"/>
+        </w:rPr>
+      </w:pPr>
+      <w:r>
+        <w:rPr>
+          <w:rFonts w:ascii="Times New Roman" w:hAnsi="Times New Roman" w:cs="Times New Roman"/>
+          <w:sz w:val="22"/>
+          <w:szCs w:val="22"/>
+        </w:rPr>
+        <w:t xml:space="preserve">│ ├── routes/ </w:t>
+      </w:r>
+    </w:p>
+    <w:p>
+      <w:pPr>
+        <w:spacing w:after="0"/>
+        <w:rPr>
+          <w:rFonts w:ascii="Times New Roman" w:hAnsi="Times New Roman" w:cs="Times New Roman"/>
+          <w:sz w:val="22"/>
+          <w:szCs w:val="22"/>
+        </w:rPr>
+      </w:pPr>
+      <w:r>
+        <w:rPr>
+          <w:rFonts w:ascii="Times New Roman" w:hAnsi="Times New Roman" w:cs="Times New Roman"/>
+          <w:sz w:val="22"/>
+          <w:szCs w:val="22"/>
+        </w:rPr>
+        <w:t xml:space="preserve">│ │ ├── </w:t>
+      </w:r>
+      <w:proofErr w:type="spellStart"/>
+      <w:r>
+        <w:rPr>
+          <w:rFonts w:ascii="Times New Roman" w:hAnsi="Times New Roman" w:cs="Times New Roman"/>
+          <w:sz w:val="22"/>
+          <w:szCs w:val="22"/>
+        </w:rPr>
+        <w:t>searchRoutes.ts</w:t>
+      </w:r>
+      <w:proofErr w:type="spellEnd"/>
+      <w:r>
+        <w:rPr>
+          <w:rFonts w:ascii="Times New Roman" w:hAnsi="Times New Roman" w:cs="Times New Roman"/>
+          <w:sz w:val="22"/>
+          <w:szCs w:val="22"/>
+        </w:rPr>
+        <w:t xml:space="preserve"> </w:t>
+      </w:r>
+    </w:p>
+    <w:p>
+      <w:pPr>
+        <w:spacing w:after="0"/>
+        <w:rPr>
+          <w:rFonts w:ascii="Times New Roman" w:hAnsi="Times New Roman" w:cs="Times New Roman"/>
+          <w:sz w:val="22"/>
+          <w:szCs w:val="22"/>
+        </w:rPr>
+      </w:pPr>
+      <w:r>
+        <w:rPr>
+          <w:rFonts w:ascii="Times New Roman" w:hAnsi="Times New Roman" w:cs="Times New Roman"/>
+          <w:sz w:val="22"/>
+          <w:szCs w:val="22"/>
+        </w:rPr>
+        <w:t xml:space="preserve">│ │ ├── </w:t>
+      </w:r>
+      <w:proofErr w:type="spellStart"/>
+      <w:r>
+        <w:rPr>
+          <w:rFonts w:ascii="Times New Roman" w:hAnsi="Times New Roman" w:cs="Times New Roman"/>
+          <w:sz w:val="22"/>
+          <w:szCs w:val="22"/>
+        </w:rPr>
+        <w:t>bookingRoutes.ts</w:t>
+      </w:r>
+      <w:proofErr w:type="spellEnd"/>
+      <w:r>
+        <w:rPr>
+          <w:rFonts w:ascii="Times New Roman" w:hAnsi="Times New Roman" w:cs="Times New Roman"/>
+          <w:sz w:val="22"/>
+          <w:szCs w:val="22"/>
+        </w:rPr>
+        <w:t xml:space="preserve"> </w:t>
+      </w:r>
+    </w:p>
+    <w:p>
+      <w:pPr>
+        <w:spacing w:after="0"/>
+        <w:rPr>
+          <w:rFonts w:ascii="Times New Roman" w:hAnsi="Times New Roman" w:cs="Times New Roman"/>
+          <w:sz w:val="22"/>
+          <w:szCs w:val="22"/>
+        </w:rPr>
+      </w:pPr>
+      <w:r>
+        <w:rPr>
+          <w:rFonts w:ascii="Times New Roman" w:hAnsi="Times New Roman" w:cs="Times New Roman"/>
+          <w:sz w:val="22"/>
+          <w:szCs w:val="22"/>
+        </w:rPr>
+        <w:t xml:space="preserve">│ │ └── </w:t>
+      </w:r>
+      <w:proofErr w:type="spellStart"/>
+      <w:r>
+        <w:rPr>
+          <w:rFonts w:ascii="Times New Roman" w:hAnsi="Times New Roman" w:cs="Times New Roman"/>
+          <w:sz w:val="22"/>
+          <w:szCs w:val="22"/>
+        </w:rPr>
+        <w:t>orderRoutes.ts</w:t>
+      </w:r>
+      <w:proofErr w:type="spellEnd"/>
+      <w:r>
+        <w:rPr>
+          <w:rFonts w:ascii="Times New Roman" w:hAnsi="Times New Roman" w:cs="Times New Roman"/>
+          <w:sz w:val="22"/>
+          <w:szCs w:val="22"/>
+        </w:rPr>
+        <w:t xml:space="preserve"> </w:t>
+      </w:r>
+    </w:p>
+    <w:p>
+      <w:pPr>
+        <w:spacing w:after="0"/>
+        <w:rPr>
+          <w:rFonts w:ascii="Times New Roman" w:hAnsi="Times New Roman" w:cs="Times New Roman"/>
+          <w:sz w:val="22"/>
+          <w:szCs w:val="22"/>
+        </w:rPr>
+      </w:pPr>
+      <w:r>
+        <w:rPr>
+          <w:rFonts w:ascii="Times New Roman" w:hAnsi="Times New Roman" w:cs="Times New Roman"/>
+          <w:sz w:val="22"/>
+          <w:szCs w:val="22"/>
+        </w:rPr>
+        <w:t xml:space="preserve">│ ├── models/ </w:t>
+      </w:r>
+    </w:p>
+    <w:p>
+      <w:pPr>
+        <w:spacing w:after="0"/>
+        <w:rPr>
+          <w:rFonts w:ascii="Times New Roman" w:hAnsi="Times New Roman" w:cs="Times New Roman"/>
+          <w:sz w:val="22"/>
+          <w:szCs w:val="22"/>
+        </w:rPr>
+      </w:pPr>
+      <w:r>
+        <w:rPr>
+          <w:rFonts w:ascii="Times New Roman" w:hAnsi="Times New Roman" w:cs="Times New Roman"/>
+          <w:sz w:val="22"/>
+          <w:szCs w:val="22"/>
+        </w:rPr>
+        <w:t xml:space="preserve">│ │ ├── </w:t>
+      </w:r>
+      <w:proofErr w:type="spellStart"/>
+      <w:r>
+        <w:rPr>
+          <w:rFonts w:ascii="Times New Roman" w:hAnsi="Times New Roman" w:cs="Times New Roman"/>
+          <w:sz w:val="22"/>
+          <w:szCs w:val="22"/>
+        </w:rPr>
+        <w:t>Booking.ts</w:t>
+      </w:r>
+      <w:proofErr w:type="spellEnd"/>
+      <w:r>
+        <w:rPr>
+          <w:rFonts w:ascii="Times New Roman" w:hAnsi="Times New Roman" w:cs="Times New Roman"/>
+          <w:sz w:val="22"/>
+          <w:szCs w:val="22"/>
+        </w:rPr>
+        <w:t xml:space="preserve"> </w:t>
+      </w:r>
+    </w:p>
+    <w:p>
+      <w:pPr>
+        <w:spacing w:after="0"/>
+        <w:rPr>
+          <w:rFonts w:ascii="Times New Roman" w:hAnsi="Times New Roman" w:cs="Times New Roman"/>
+          <w:sz w:val="22"/>
+          <w:szCs w:val="22"/>
+        </w:rPr>
+      </w:pPr>
+      <w:r>
+        <w:rPr>
+          <w:rFonts w:ascii="Times New Roman" w:hAnsi="Times New Roman" w:cs="Times New Roman"/>
+          <w:sz w:val="22"/>
+          <w:szCs w:val="22"/>
+        </w:rPr>
+        <w:t xml:space="preserve">│ │ └── </w:t>
+      </w:r>
+      <w:proofErr w:type="spellStart"/>
+      <w:r>
+        <w:rPr>
+          <w:rFonts w:ascii="Times New Roman" w:hAnsi="Times New Roman" w:cs="Times New Roman"/>
+          <w:sz w:val="22"/>
+          <w:szCs w:val="22"/>
+        </w:rPr>
+        <w:t>Order.ts</w:t>
+      </w:r>
+      <w:proofErr w:type="spellEnd"/>
+      <w:r>
+        <w:rPr>
+          <w:rFonts w:ascii="Times New Roman" w:hAnsi="Times New Roman" w:cs="Times New Roman"/>
+          <w:sz w:val="22"/>
+          <w:szCs w:val="22"/>
+        </w:rPr>
+        <w:t xml:space="preserve"> </w:t>
+      </w:r>
+    </w:p>
+    <w:p>
+      <w:pPr>
+        <w:spacing w:after="0"/>
+        <w:rPr>
+          <w:rFonts w:ascii="Times New Roman" w:hAnsi="Times New Roman" w:cs="Times New Roman"/>
+          <w:sz w:val="22"/>
+          <w:szCs w:val="22"/>
+        </w:rPr>
+      </w:pPr>
+      <w:r>
+        <w:rPr>
+          <w:rFonts w:ascii="Times New Roman" w:hAnsi="Times New Roman" w:cs="Times New Roman"/>
+          <w:sz w:val="22"/>
+          <w:szCs w:val="22"/>
+        </w:rPr>
+        <w:t xml:space="preserve">│ └── utils/ </w:t>
+      </w:r>
+    </w:p>
+    <w:p>
+      <w:pPr>
+        <w:spacing w:after="0"/>
+        <w:rPr>
+          <w:rFonts w:ascii="Times New Roman" w:hAnsi="Times New Roman" w:cs="Times New Roman"/>
+          <w:sz w:val="22"/>
+          <w:szCs w:val="22"/>
+        </w:rPr>
+      </w:pPr>
+      <w:r>
+        <w:rPr>
+          <w:rFonts w:ascii="Times New Roman" w:hAnsi="Times New Roman" w:cs="Times New Roman"/>
+          <w:sz w:val="22"/>
+          <w:szCs w:val="22"/>
+        </w:rPr>
+        <w:t xml:space="preserve">│ └── </w:t>
+      </w:r>
+      <w:proofErr w:type="spellStart"/>
+      <w:r>
+        <w:rPr>
+          <w:rFonts w:ascii="Times New Roman" w:hAnsi="Times New Roman" w:cs="Times New Roman"/>
+          <w:sz w:val="22"/>
+          <w:szCs w:val="22"/>
+        </w:rPr>
+        <w:t>validation.ts</w:t>
+      </w:r>
+      <w:proofErr w:type="spellEnd"/>
+      <w:r>
+        <w:rPr>
+          <w:rFonts w:ascii="Times New Roman" w:hAnsi="Times New Roman" w:cs="Times New Roman"/>
+          <w:sz w:val="22"/>
+          <w:szCs w:val="22"/>
+        </w:rPr>
+        <w:t xml:space="preserve"> frontend/ </w:t>
+      </w:r>
+    </w:p>
+    <w:p>
+      <w:pPr>
+        <w:spacing w:after="0"/>
+        <w:rPr>
+          <w:rFonts w:ascii="Times New Roman" w:hAnsi="Times New Roman" w:cs="Times New Roman"/>
+          <w:sz w:val="22"/>
+          <w:szCs w:val="22"/>
+        </w:rPr>
+      </w:pPr>
+      <w:r>
+        <w:rPr>
+          <w:rFonts w:ascii="Times New Roman" w:hAnsi="Times New Roman" w:cs="Times New Roman"/>
+          <w:sz w:val="22"/>
+          <w:szCs w:val="22"/>
+        </w:rPr>
+        <w:t xml:space="preserve">├── </w:t>
+      </w:r>
+      <w:proofErr w:type="spellStart"/>
+      <w:r>
+        <w:rPr>
+          <w:rFonts w:ascii="Times New Roman" w:hAnsi="Times New Roman" w:cs="Times New Roman"/>
+          <w:sz w:val="22"/>
+          <w:szCs w:val="22"/>
+        </w:rPr>
+        <w:t>src</w:t>
+      </w:r>
+      <w:proofErr w:type="spellEnd"/>
+      <w:r>
+        <w:rPr>
+          <w:rFonts w:ascii="Times New Roman" w:hAnsi="Times New Roman" w:cs="Times New Roman"/>
+          <w:sz w:val="22"/>
+          <w:szCs w:val="22"/>
+        </w:rPr>
+        <w:t xml:space="preserve">/ </w:t>
+      </w:r>
+    </w:p>
+    <w:p>
+      <w:pPr>
+        <w:spacing w:after="0"/>
+        <w:rPr>
+          <w:rFonts w:ascii="Times New Roman" w:hAnsi="Times New Roman" w:cs="Times New Roman"/>
+          <w:sz w:val="22"/>
+          <w:szCs w:val="22"/>
+        </w:rPr>
+      </w:pPr>
+      <w:r>
+        <w:rPr>
+          <w:rFonts w:ascii="Times New Roman" w:hAnsi="Times New Roman" w:cs="Times New Roman"/>
+          <w:sz w:val="22"/>
+          <w:szCs w:val="22"/>
+        </w:rPr>
+        <w:t xml:space="preserve">│ ├── features/ </w:t>
+      </w:r>
+    </w:p>
+    <w:p>
+      <w:pPr>
+        <w:spacing w:after="0"/>
+        <w:rPr>
+          <w:rFonts w:ascii="Times New Roman" w:hAnsi="Times New Roman" w:cs="Times New Roman"/>
+          <w:sz w:val="22"/>
+          <w:szCs w:val="22"/>
+        </w:rPr>
+      </w:pPr>
+      <w:r>
+        <w:rPr>
+          <w:rFonts w:ascii="Times New Roman" w:hAnsi="Times New Roman" w:cs="Times New Roman"/>
+          <w:sz w:val="22"/>
+          <w:szCs w:val="22"/>
+        </w:rPr>
+        <w:t xml:space="preserve">│ │ ├── search/ </w:t>
+      </w:r>
+    </w:p>
+    <w:p>
+      <w:pPr>
+        <w:spacing w:after="0"/>
+        <w:rPr>
+          <w:rFonts w:ascii="Times New Roman" w:hAnsi="Times New Roman" w:cs="Times New Roman"/>
+          <w:sz w:val="22"/>
+          <w:szCs w:val="22"/>
+        </w:rPr>
+      </w:pPr>
+      <w:r>
+        <w:rPr>
+          <w:rFonts w:ascii="Times New Roman" w:hAnsi="Times New Roman" w:cs="Times New Roman"/>
+          <w:sz w:val="22"/>
+          <w:szCs w:val="22"/>
+        </w:rPr>
+        <w:t xml:space="preserve">│ │ │ ├── </w:t>
+      </w:r>
+      <w:proofErr w:type="spellStart"/>
+      <w:r>
+        <w:rPr>
+          <w:rFonts w:ascii="Times New Roman" w:hAnsi="Times New Roman" w:cs="Times New Roman"/>
+          <w:sz w:val="22"/>
+          <w:szCs w:val="22"/>
+        </w:rPr>
+        <w:t>api</w:t>
+      </w:r>
+      <w:proofErr w:type="spellEnd"/>
+      <w:r>
+        <w:rPr>
+          <w:rFonts w:ascii="Times New Roman" w:hAnsi="Times New Roman" w:cs="Times New Roman"/>
+          <w:sz w:val="22"/>
+          <w:szCs w:val="22"/>
+        </w:rPr>
+        <w:t xml:space="preserve">/ </w:t>
+      </w:r>
+    </w:p>
+    <w:p>
+      <w:pPr>
+        <w:spacing w:after="0"/>
+        <w:rPr>
+          <w:rFonts w:ascii="Times New Roman" w:hAnsi="Times New Roman" w:cs="Times New Roman"/>
+          <w:sz w:val="22"/>
+          <w:szCs w:val="22"/>
+        </w:rPr>
+      </w:pPr>
+      <w:r>
+        <w:rPr>
+          <w:rFonts w:ascii="Times New Roman" w:hAnsi="Times New Roman" w:cs="Times New Roman"/>
+          <w:sz w:val="22"/>
+          <w:szCs w:val="22"/>
+        </w:rPr>
+        <w:t xml:space="preserve">│ │ │ ├── components/ </w:t>
+      </w:r>
+    </w:p>
+    <w:p>
+      <w:pPr>
+        <w:spacing w:after="0"/>
+        <w:rPr>
+          <w:rFonts w:ascii="Times New Roman" w:hAnsi="Times New Roman" w:cs="Times New Roman"/>
+          <w:sz w:val="22"/>
+          <w:szCs w:val="22"/>
+        </w:rPr>
+      </w:pPr>
+      <w:r>
+        <w:rPr>
+          <w:rFonts w:ascii="Times New Roman" w:hAnsi="Times New Roman" w:cs="Times New Roman"/>
+          <w:sz w:val="22"/>
+          <w:szCs w:val="22"/>
+        </w:rPr>
+        <w:t xml:space="preserve">│ │ │ └── pages/ </w:t>
+      </w:r>
+    </w:p>
+    <w:p>
+      <w:pPr>
+        <w:spacing w:after="0"/>
+        <w:rPr>
+          <w:rFonts w:ascii="Times New Roman" w:hAnsi="Times New Roman" w:cs="Times New Roman"/>
+          <w:sz w:val="22"/>
+          <w:szCs w:val="22"/>
+        </w:rPr>
+      </w:pPr>
+      <w:r>
+        <w:rPr>
+          <w:rFonts w:ascii="Times New Roman" w:hAnsi="Times New Roman" w:cs="Times New Roman"/>
+          <w:sz w:val="22"/>
+          <w:szCs w:val="22"/>
+        </w:rPr>
+        <w:t xml:space="preserve">│ │ ├── bookings/ </w:t>
+      </w:r>
+    </w:p>
+    <w:p>
+      <w:pPr>
+        <w:spacing w:after="0"/>
+        <w:rPr>
+          <w:rFonts w:ascii="Times New Roman" w:hAnsi="Times New Roman" w:cs="Times New Roman"/>
+          <w:sz w:val="22"/>
+          <w:szCs w:val="22"/>
+        </w:rPr>
+      </w:pPr>
+      <w:r>
+        <w:rPr>
+          <w:rFonts w:ascii="Times New Roman" w:hAnsi="Times New Roman" w:cs="Times New Roman"/>
+          <w:sz w:val="22"/>
+          <w:szCs w:val="22"/>
+        </w:rPr>
+        <w:t xml:space="preserve">│ │ │ ├── </w:t>
+      </w:r>
+      <w:proofErr w:type="spellStart"/>
+      <w:r>
+        <w:rPr>
+          <w:rFonts w:ascii="Times New Roman" w:hAnsi="Times New Roman" w:cs="Times New Roman"/>
+          <w:sz w:val="22"/>
+          <w:szCs w:val="22"/>
+        </w:rPr>
+        <w:t>api</w:t>
+      </w:r>
+      <w:proofErr w:type="spellEnd"/>
+      <w:r>
+        <w:rPr>
+          <w:rFonts w:ascii="Times New Roman" w:hAnsi="Times New Roman" w:cs="Times New Roman"/>
+          <w:sz w:val="22"/>
+          <w:szCs w:val="22"/>
+        </w:rPr>
+        <w:t xml:space="preserve">/ </w:t>
+      </w:r>
+    </w:p>
+    <w:p>
+      <w:pPr>
+        <w:spacing w:after="0"/>
+        <w:rPr>
+          <w:rFonts w:ascii="Times New Roman" w:hAnsi="Times New Roman" w:cs="Times New Roman"/>
+          <w:sz w:val="22"/>
+          <w:szCs w:val="22"/>
+        </w:rPr>
+      </w:pPr>
+      <w:r>
+        <w:rPr>
+          <w:rFonts w:ascii="Times New Roman" w:hAnsi="Times New Roman" w:cs="Times New Roman"/>
+          <w:sz w:val="22"/>
+          <w:szCs w:val="22"/>
+        </w:rPr>
+        <w:t xml:space="preserve">│ │ │ └── components/ </w:t>
+      </w:r>
+    </w:p>
+    <w:p>
+      <w:pPr>
+        <w:spacing w:after="0"/>
+        <w:rPr>
+          <w:rFonts w:ascii="Times New Roman" w:hAnsi="Times New Roman" w:cs="Times New Roman"/>
+          <w:sz w:val="22"/>
+          <w:szCs w:val="22"/>
+        </w:rPr>
+      </w:pPr>
+      <w:r>
+        <w:rPr>
+          <w:rFonts w:ascii="Times New Roman" w:hAnsi="Times New Roman" w:cs="Times New Roman"/>
+          <w:sz w:val="22"/>
+          <w:szCs w:val="22"/>
+        </w:rPr>
+        <w:t xml:space="preserve">│ │ └── orders/ </w:t>
+      </w:r>
+    </w:p>
+    <w:p>
+      <w:pPr>
+        <w:spacing w:after="0"/>
+        <w:rPr>
+          <w:rFonts w:ascii="Times New Roman" w:hAnsi="Times New Roman" w:cs="Times New Roman"/>
+          <w:sz w:val="22"/>
+          <w:szCs w:val="22"/>
+        </w:rPr>
+      </w:pPr>
+      <w:r>
+        <w:rPr>
+          <w:rFonts w:ascii="Times New Roman" w:hAnsi="Times New Roman" w:cs="Times New Roman"/>
+          <w:sz w:val="22"/>
+          <w:szCs w:val="22"/>
+        </w:rPr>
+        <w:t xml:space="preserve">│ │ ├── </w:t>
+      </w:r>
+      <w:proofErr w:type="spellStart"/>
+      <w:r>
+        <w:rPr>
+          <w:rFonts w:ascii="Times New Roman" w:hAnsi="Times New Roman" w:cs="Times New Roman"/>
+          <w:sz w:val="22"/>
+          <w:szCs w:val="22"/>
+        </w:rPr>
+        <w:t>api</w:t>
+      </w:r>
+      <w:proofErr w:type="spellEnd"/>
+      <w:r>
+        <w:rPr>
+          <w:rFonts w:ascii="Times New Roman" w:hAnsi="Times New Roman" w:cs="Times New Roman"/>
+          <w:sz w:val="22"/>
+          <w:szCs w:val="22"/>
+        </w:rPr>
+        <w:t xml:space="preserve">/ </w:t>
+      </w:r>
+    </w:p>
+    <w:p>
+      <w:pPr>
+        <w:spacing w:after="0"/>
+        <w:rPr>
+          <w:rFonts w:ascii="Times New Roman" w:hAnsi="Times New Roman" w:cs="Times New Roman"/>
+          <w:sz w:val="22"/>
+          <w:szCs w:val="22"/>
+        </w:rPr>
+      </w:pPr>
+      <w:r>
+        <w:rPr>
+          <w:rFonts w:ascii="Times New Roman" w:hAnsi="Times New Roman" w:cs="Times New Roman"/>
+          <w:sz w:val="22"/>
+          <w:szCs w:val="22"/>
+        </w:rPr>
+        <w:t xml:space="preserve">│ │ ├── components/ </w:t>
+      </w:r>
+    </w:p>
+    <w:p>
+      <w:pPr>
+        <w:spacing w:after="0"/>
+        <w:rPr>
+          <w:rFonts w:ascii="Times New Roman" w:hAnsi="Times New Roman" w:cs="Times New Roman"/>
+          <w:sz w:val="22"/>
+          <w:szCs w:val="22"/>
+        </w:rPr>
+      </w:pPr>
+      <w:r>
+        <w:rPr>
+          <w:rFonts w:ascii="Times New Roman" w:hAnsi="Times New Roman" w:cs="Times New Roman"/>
+          <w:sz w:val="22"/>
+          <w:szCs w:val="22"/>
+        </w:rPr>
+        <w:t xml:space="preserve">│ │ └── pages/ </w:t>
+      </w:r>
+    </w:p>
+    <w:p>
+      <w:pPr>
+        <w:spacing w:after="0"/>
+        <w:rPr>
+          <w:rFonts w:ascii="Times New Roman" w:hAnsi="Times New Roman" w:cs="Times New Roman"/>
+          <w:sz w:val="22"/>
+          <w:szCs w:val="22"/>
+        </w:rPr>
+      </w:pPr>
+      <w:r>
+        <w:rPr>
+          <w:rFonts w:ascii="Times New Roman" w:hAnsi="Times New Roman" w:cs="Times New Roman"/>
+          <w:sz w:val="22"/>
+          <w:szCs w:val="22"/>
+        </w:rPr>
+        <w:t xml:space="preserve">│ └── </w:t>
+      </w:r>
+      <w:proofErr w:type="spellStart"/>
+      <w:r>
+        <w:rPr>
+          <w:rFonts w:ascii="Times New Roman" w:hAnsi="Times New Roman" w:cs="Times New Roman"/>
+          <w:sz w:val="22"/>
+          <w:szCs w:val="22"/>
+        </w:rPr>
+        <w:t>App.tsx</w:t>
+      </w:r>
+      <w:proofErr w:type="spellEnd"/>
+    </w:p>
+    <w:p>
+      <w:pPr>
+        <w:spacing w:after="0"/>
+        <w:rPr>
+          <w:rFonts w:ascii="Times New Roman" w:hAnsi="Times New Roman" w:cs="Times New Roman"/>
+          <w:sz w:val="22"/>
+          <w:szCs w:val="22"/>
+        </w:rPr>
+      </w:pPr>
+    </w:p>
+    <w:p>
+      <w:pPr>
+        <w:spacing w:after="0"/>
+        <w:rPr>
+          <w:rFonts w:ascii="Times New Roman" w:hAnsi="Times New Roman" w:cs="Times New Roman"/>
+          <w:sz w:val="22"/>
+          <w:szCs w:val="22"/>
+        </w:rPr>
+      </w:pPr>
+      <w:r>
+        <w:rPr>
+          <w:rFonts w:ascii="Times New Roman" w:hAnsi="Times New Roman" w:cs="Times New Roman"/>
+          <w:sz w:val="22"/>
+          <w:szCs w:val="22"/>
+        </w:rPr>
+        <w:t>Requirements:</w:t>
+      </w:r>
+    </w:p>
+    <w:p>
+      <w:pPr>
+        <w:numPr>
+          <w:ilvl w:val="0"/>
+          <w:numId w:val="17"/>
+        </w:numPr>
+        <w:spacing w:after="0"/>
+        <w:rPr>
+          <w:rFonts w:ascii="Times New Roman" w:hAnsi="Times New Roman" w:cs="Times New Roman"/>
+          <w:sz w:val="22"/>
+          <w:szCs w:val="22"/>
+        </w:rPr>
+      </w:pPr>
+      <w:r>
+        <w:rPr>
+          <w:rFonts w:ascii="Times New Roman" w:hAnsi="Times New Roman" w:cs="Times New Roman"/>
+          <w:sz w:val="22"/>
+          <w:szCs w:val="22"/>
+        </w:rPr>
+        <w:t>Backend MUST use TypeScript.</w:t>
+      </w:r>
+    </w:p>
+    <w:p>
+      <w:pPr>
+        <w:numPr>
+          <w:ilvl w:val="0"/>
+          <w:numId w:val="17"/>
+        </w:numPr>
+        <w:spacing w:after="0"/>
+        <w:rPr>
+          <w:rFonts w:ascii="Times New Roman" w:hAnsi="Times New Roman" w:cs="Times New Roman"/>
+          <w:sz w:val="22"/>
+          <w:szCs w:val="22"/>
+        </w:rPr>
+      </w:pPr>
+      <w:r>
+        <w:rPr>
+          <w:rFonts w:ascii="Times New Roman" w:hAnsi="Times New Roman" w:cs="Times New Roman"/>
+          <w:sz w:val="22"/>
+          <w:szCs w:val="22"/>
+        </w:rPr>
+        <w:t xml:space="preserve">Create a Booking Mongoose model. Fields: </w:t>
+      </w:r>
+      <w:proofErr w:type="spellStart"/>
+      <w:r>
+        <w:rPr>
+          <w:rFonts w:ascii="Times New Roman" w:hAnsi="Times New Roman" w:cs="Times New Roman"/>
+          <w:sz w:val="22"/>
+          <w:szCs w:val="22"/>
+        </w:rPr>
+        <w:t>serviceId</w:t>
+      </w:r>
+      <w:proofErr w:type="spellEnd"/>
+      <w:r>
+        <w:rPr>
+          <w:rFonts w:ascii="Times New Roman" w:hAnsi="Times New Roman" w:cs="Times New Roman"/>
+          <w:sz w:val="22"/>
+          <w:szCs w:val="22"/>
+        </w:rPr>
+        <w:t xml:space="preserve"> (</w:t>
+      </w:r>
+      <w:proofErr w:type="spellStart"/>
+      <w:r>
+        <w:rPr>
+          <w:rFonts w:ascii="Times New Roman" w:hAnsi="Times New Roman" w:cs="Times New Roman"/>
+          <w:sz w:val="22"/>
+          <w:szCs w:val="22"/>
+        </w:rPr>
+        <w:t>ObjectId</w:t>
+      </w:r>
+      <w:proofErr w:type="spellEnd"/>
+      <w:r>
+        <w:rPr>
+          <w:rFonts w:ascii="Times New Roman" w:hAnsi="Times New Roman" w:cs="Times New Roman"/>
+          <w:sz w:val="22"/>
+          <w:szCs w:val="22"/>
+        </w:rPr>
+        <w:t xml:space="preserve">), </w:t>
+      </w:r>
+      <w:proofErr w:type="spellStart"/>
+      <w:r>
+        <w:rPr>
+          <w:rFonts w:ascii="Times New Roman" w:hAnsi="Times New Roman" w:cs="Times New Roman"/>
+          <w:sz w:val="22"/>
+          <w:szCs w:val="22"/>
+        </w:rPr>
+        <w:t>buyerId</w:t>
+      </w:r>
+      <w:proofErr w:type="spellEnd"/>
+      <w:r>
+        <w:rPr>
+          <w:rFonts w:ascii="Times New Roman" w:hAnsi="Times New Roman" w:cs="Times New Roman"/>
+          <w:sz w:val="22"/>
+          <w:szCs w:val="22"/>
+        </w:rPr>
+        <w:t xml:space="preserve"> (</w:t>
+      </w:r>
+      <w:proofErr w:type="spellStart"/>
+      <w:r>
+        <w:rPr>
+          <w:rFonts w:ascii="Times New Roman" w:hAnsi="Times New Roman" w:cs="Times New Roman"/>
+          <w:sz w:val="22"/>
+          <w:szCs w:val="22"/>
+        </w:rPr>
+        <w:t>ObjectId</w:t>
+      </w:r>
+      <w:proofErr w:type="spellEnd"/>
+      <w:r>
+        <w:rPr>
+          <w:rFonts w:ascii="Times New Roman" w:hAnsi="Times New Roman" w:cs="Times New Roman"/>
+          <w:sz w:val="22"/>
+          <w:szCs w:val="22"/>
+        </w:rPr>
+        <w:t xml:space="preserve">), </w:t>
+      </w:r>
+      <w:proofErr w:type="spellStart"/>
+      <w:r>
+        <w:rPr>
+          <w:rFonts w:ascii="Times New Roman" w:hAnsi="Times New Roman" w:cs="Times New Roman"/>
+          <w:sz w:val="22"/>
+          <w:szCs w:val="22"/>
+        </w:rPr>
+        <w:t>providerId</w:t>
+      </w:r>
+      <w:proofErr w:type="spellEnd"/>
+      <w:r>
+        <w:rPr>
+          <w:rFonts w:ascii="Times New Roman" w:hAnsi="Times New Roman" w:cs="Times New Roman"/>
+          <w:sz w:val="22"/>
+          <w:szCs w:val="22"/>
+        </w:rPr>
+        <w:t xml:space="preserve"> (</w:t>
+      </w:r>
+      <w:proofErr w:type="spellStart"/>
+      <w:r>
+        <w:rPr>
+          <w:rFonts w:ascii="Times New Roman" w:hAnsi="Times New Roman" w:cs="Times New Roman"/>
+          <w:sz w:val="22"/>
+          <w:szCs w:val="22"/>
+        </w:rPr>
+        <w:t>ObjectId</w:t>
+      </w:r>
+      <w:proofErr w:type="spellEnd"/>
+      <w:r>
+        <w:rPr>
+          <w:rFonts w:ascii="Times New Roman" w:hAnsi="Times New Roman" w:cs="Times New Roman"/>
+          <w:sz w:val="22"/>
+          <w:szCs w:val="22"/>
+        </w:rPr>
+        <w:t xml:space="preserve">), details (String), </w:t>
+      </w:r>
+      <w:proofErr w:type="spellStart"/>
+      <w:r>
+        <w:rPr>
+          <w:rFonts w:ascii="Times New Roman" w:hAnsi="Times New Roman" w:cs="Times New Roman"/>
+          <w:sz w:val="22"/>
+          <w:szCs w:val="22"/>
+        </w:rPr>
+        <w:t>requestedDate</w:t>
+      </w:r>
+      <w:proofErr w:type="spellEnd"/>
+      <w:r>
+        <w:rPr>
+          <w:rFonts w:ascii="Times New Roman" w:hAnsi="Times New Roman" w:cs="Times New Roman"/>
+          <w:sz w:val="22"/>
+          <w:szCs w:val="22"/>
+        </w:rPr>
+        <w:t xml:space="preserve"> (Date), status (</w:t>
+      </w:r>
+      <w:proofErr w:type="spellStart"/>
+      <w:r>
+        <w:rPr>
+          <w:rFonts w:ascii="Times New Roman" w:hAnsi="Times New Roman" w:cs="Times New Roman"/>
+          <w:sz w:val="22"/>
+          <w:szCs w:val="22"/>
+        </w:rPr>
+        <w:t>enum</w:t>
+      </w:r>
+      <w:proofErr w:type="spellEnd"/>
+      <w:r>
+        <w:rPr>
+          <w:rFonts w:ascii="Times New Roman" w:hAnsi="Times New Roman" w:cs="Times New Roman"/>
+          <w:sz w:val="22"/>
+          <w:szCs w:val="22"/>
+        </w:rPr>
+        <w:t>: 'pending', 'accepted', 'rejected', default: 'pending'), and timestamps.</w:t>
+      </w:r>
+    </w:p>
+    <w:p>
+      <w:pPr>
+        <w:numPr>
+          <w:ilvl w:val="0"/>
+          <w:numId w:val="17"/>
+        </w:numPr>
+        <w:spacing w:after="0"/>
+        <w:rPr>
+          <w:rFonts w:ascii="Times New Roman" w:hAnsi="Times New Roman" w:cs="Times New Roman"/>
+          <w:sz w:val="22"/>
+          <w:szCs w:val="22"/>
+        </w:rPr>
+      </w:pPr>
+      <w:r>
+        <w:rPr>
+          <w:rFonts w:ascii="Times New Roman" w:hAnsi="Times New Roman" w:cs="Times New Roman"/>
+          <w:sz w:val="22"/>
+          <w:szCs w:val="22"/>
+        </w:rPr>
+        <w:lastRenderedPageBreak/>
+        <w:t xml:space="preserve">Create an Order Mongoose model representing a confirmed booking. Fields: </w:t>
+      </w:r>
+      <w:proofErr w:type="spellStart"/>
+      <w:r>
+        <w:rPr>
+          <w:rFonts w:ascii="Times New Roman" w:hAnsi="Times New Roman" w:cs="Times New Roman"/>
+          <w:sz w:val="22"/>
+          <w:szCs w:val="22"/>
+        </w:rPr>
+        <w:t>bookingId</w:t>
+      </w:r>
+      <w:proofErr w:type="spellEnd"/>
+      <w:r>
+        <w:rPr>
+          <w:rFonts w:ascii="Times New Roman" w:hAnsi="Times New Roman" w:cs="Times New Roman"/>
+          <w:sz w:val="22"/>
+          <w:szCs w:val="22"/>
+        </w:rPr>
+        <w:t xml:space="preserve"> (</w:t>
+      </w:r>
+      <w:proofErr w:type="spellStart"/>
+      <w:r>
+        <w:rPr>
+          <w:rFonts w:ascii="Times New Roman" w:hAnsi="Times New Roman" w:cs="Times New Roman"/>
+          <w:sz w:val="22"/>
+          <w:szCs w:val="22"/>
+        </w:rPr>
+        <w:t>ObjectId</w:t>
+      </w:r>
+      <w:proofErr w:type="spellEnd"/>
+      <w:r>
+        <w:rPr>
+          <w:rFonts w:ascii="Times New Roman" w:hAnsi="Times New Roman" w:cs="Times New Roman"/>
+          <w:sz w:val="22"/>
+          <w:szCs w:val="22"/>
+        </w:rPr>
+        <w:t xml:space="preserve">), </w:t>
+      </w:r>
+      <w:proofErr w:type="spellStart"/>
+      <w:r>
+        <w:rPr>
+          <w:rFonts w:ascii="Times New Roman" w:hAnsi="Times New Roman" w:cs="Times New Roman"/>
+          <w:sz w:val="22"/>
+          <w:szCs w:val="22"/>
+        </w:rPr>
+        <w:t>buyerId</w:t>
+      </w:r>
+      <w:proofErr w:type="spellEnd"/>
+      <w:r>
+        <w:rPr>
+          <w:rFonts w:ascii="Times New Roman" w:hAnsi="Times New Roman" w:cs="Times New Roman"/>
+          <w:sz w:val="22"/>
+          <w:szCs w:val="22"/>
+        </w:rPr>
+        <w:t xml:space="preserve">, </w:t>
+      </w:r>
+      <w:proofErr w:type="spellStart"/>
+      <w:r>
+        <w:rPr>
+          <w:rFonts w:ascii="Times New Roman" w:hAnsi="Times New Roman" w:cs="Times New Roman"/>
+          <w:sz w:val="22"/>
+          <w:szCs w:val="22"/>
+        </w:rPr>
+        <w:t>providerId</w:t>
+      </w:r>
+      <w:proofErr w:type="spellEnd"/>
+      <w:r>
+        <w:rPr>
+          <w:rFonts w:ascii="Times New Roman" w:hAnsi="Times New Roman" w:cs="Times New Roman"/>
+          <w:sz w:val="22"/>
+          <w:szCs w:val="22"/>
+        </w:rPr>
+        <w:t xml:space="preserve">, </w:t>
+      </w:r>
+      <w:proofErr w:type="spellStart"/>
+      <w:r>
+        <w:rPr>
+          <w:rFonts w:ascii="Times New Roman" w:hAnsi="Times New Roman" w:cs="Times New Roman"/>
+          <w:sz w:val="22"/>
+          <w:szCs w:val="22"/>
+        </w:rPr>
+        <w:t>serviceId</w:t>
+      </w:r>
+      <w:proofErr w:type="spellEnd"/>
+      <w:r>
+        <w:rPr>
+          <w:rFonts w:ascii="Times New Roman" w:hAnsi="Times New Roman" w:cs="Times New Roman"/>
+          <w:sz w:val="22"/>
+          <w:szCs w:val="22"/>
+        </w:rPr>
+        <w:t xml:space="preserve">, </w:t>
+      </w:r>
+      <w:proofErr w:type="spellStart"/>
+      <w:r>
+        <w:rPr>
+          <w:rFonts w:ascii="Times New Roman" w:hAnsi="Times New Roman" w:cs="Times New Roman"/>
+          <w:sz w:val="22"/>
+          <w:szCs w:val="22"/>
+        </w:rPr>
+        <w:t>agreedPrice</w:t>
+      </w:r>
+      <w:proofErr w:type="spellEnd"/>
+      <w:r>
+        <w:rPr>
+          <w:rFonts w:ascii="Times New Roman" w:hAnsi="Times New Roman" w:cs="Times New Roman"/>
+          <w:sz w:val="22"/>
+          <w:szCs w:val="22"/>
+        </w:rPr>
+        <w:t xml:space="preserve"> (Number), status (</w:t>
+      </w:r>
+      <w:proofErr w:type="spellStart"/>
+      <w:r>
+        <w:rPr>
+          <w:rFonts w:ascii="Times New Roman" w:hAnsi="Times New Roman" w:cs="Times New Roman"/>
+          <w:sz w:val="22"/>
+          <w:szCs w:val="22"/>
+        </w:rPr>
+        <w:t>enum</w:t>
+      </w:r>
+      <w:proofErr w:type="spellEnd"/>
+      <w:r>
+        <w:rPr>
+          <w:rFonts w:ascii="Times New Roman" w:hAnsi="Times New Roman" w:cs="Times New Roman"/>
+          <w:sz w:val="22"/>
+          <w:szCs w:val="22"/>
+        </w:rPr>
+        <w:t>: '</w:t>
+      </w:r>
+      <w:proofErr w:type="spellStart"/>
+      <w:r>
+        <w:rPr>
+          <w:rFonts w:ascii="Times New Roman" w:hAnsi="Times New Roman" w:cs="Times New Roman"/>
+          <w:sz w:val="22"/>
+          <w:szCs w:val="22"/>
+        </w:rPr>
+        <w:t>in_progress</w:t>
+      </w:r>
+      <w:proofErr w:type="spellEnd"/>
+      <w:r>
+        <w:rPr>
+          <w:rFonts w:ascii="Times New Roman" w:hAnsi="Times New Roman" w:cs="Times New Roman"/>
+          <w:sz w:val="22"/>
+          <w:szCs w:val="22"/>
+        </w:rPr>
+        <w:t>', 'completed', 'disputed', default: '</w:t>
+      </w:r>
+      <w:proofErr w:type="spellStart"/>
+      <w:r>
+        <w:rPr>
+          <w:rFonts w:ascii="Times New Roman" w:hAnsi="Times New Roman" w:cs="Times New Roman"/>
+          <w:sz w:val="22"/>
+          <w:szCs w:val="22"/>
+        </w:rPr>
+        <w:t>in_progress</w:t>
+      </w:r>
+      <w:proofErr w:type="spellEnd"/>
+      <w:r>
+        <w:rPr>
+          <w:rFonts w:ascii="Times New Roman" w:hAnsi="Times New Roman" w:cs="Times New Roman"/>
+          <w:sz w:val="22"/>
+          <w:szCs w:val="22"/>
+        </w:rPr>
+        <w:t>'), and timestamps.</w:t>
+      </w:r>
+    </w:p>
+    <w:p>
+      <w:pPr>
+        <w:numPr>
+          <w:ilvl w:val="0"/>
+          <w:numId w:val="17"/>
+        </w:numPr>
+        <w:spacing w:after="0"/>
+        <w:rPr>
+          <w:rFonts w:ascii="Times New Roman" w:hAnsi="Times New Roman" w:cs="Times New Roman"/>
+          <w:sz w:val="22"/>
+          <w:szCs w:val="22"/>
+        </w:rPr>
+      </w:pPr>
+      <w:r>
+        <w:rPr>
+          <w:rFonts w:ascii="Times New Roman" w:hAnsi="Times New Roman" w:cs="Times New Roman"/>
+          <w:sz w:val="22"/>
+          <w:szCs w:val="22"/>
+        </w:rPr>
+        <w:t xml:space="preserve">Implement </w:t>
+      </w:r>
+      <w:proofErr w:type="spellStart"/>
+      <w:r>
+        <w:rPr>
+          <w:rFonts w:ascii="Times New Roman" w:hAnsi="Times New Roman" w:cs="Times New Roman"/>
+          <w:sz w:val="22"/>
+          <w:szCs w:val="22"/>
+        </w:rPr>
+        <w:t>searchController.ts</w:t>
+      </w:r>
+      <w:proofErr w:type="spellEnd"/>
+      <w:r>
+        <w:rPr>
+          <w:rFonts w:ascii="Times New Roman" w:hAnsi="Times New Roman" w:cs="Times New Roman"/>
+          <w:sz w:val="22"/>
+          <w:szCs w:val="22"/>
+        </w:rPr>
+        <w:t xml:space="preserve"> with a public GET endpoint to search active services. Support query parameters for keyword matching (using MongoDB text indexes on the Service title/description), category filtering, and pagination.</w:t>
+      </w:r>
+    </w:p>
+    <w:p>
+      <w:pPr>
+        <w:numPr>
+          <w:ilvl w:val="0"/>
+          <w:numId w:val="17"/>
+        </w:numPr>
+        <w:spacing w:after="0"/>
+        <w:rPr>
+          <w:rFonts w:ascii="Times New Roman" w:hAnsi="Times New Roman" w:cs="Times New Roman"/>
+          <w:sz w:val="22"/>
+          <w:szCs w:val="22"/>
+        </w:rPr>
+      </w:pPr>
+      <w:r>
+        <w:rPr>
+          <w:rFonts w:ascii="Times New Roman" w:hAnsi="Times New Roman" w:cs="Times New Roman"/>
+          <w:sz w:val="22"/>
+          <w:szCs w:val="22"/>
+        </w:rPr>
+        <w:t xml:space="preserve">Implement </w:t>
+      </w:r>
+      <w:proofErr w:type="spellStart"/>
+      <w:r>
+        <w:rPr>
+          <w:rFonts w:ascii="Times New Roman" w:hAnsi="Times New Roman" w:cs="Times New Roman"/>
+          <w:sz w:val="22"/>
+          <w:szCs w:val="22"/>
+        </w:rPr>
+        <w:t>bookingController.ts</w:t>
+      </w:r>
+      <w:proofErr w:type="spellEnd"/>
+      <w:r>
+        <w:rPr>
+          <w:rFonts w:ascii="Times New Roman" w:hAnsi="Times New Roman" w:cs="Times New Roman"/>
+          <w:sz w:val="22"/>
+          <w:szCs w:val="22"/>
+        </w:rPr>
+        <w:t xml:space="preserve"> to allow a Service Buyer to POST a new booking, and a Service Provider to GET their pending bookings and PUT an update (accept/reject).</w:t>
+      </w:r>
+    </w:p>
+    <w:p>
+      <w:pPr>
+        <w:numPr>
+          <w:ilvl w:val="0"/>
+          <w:numId w:val="17"/>
+        </w:numPr>
+        <w:spacing w:after="0"/>
+        <w:rPr>
+          <w:rFonts w:ascii="Times New Roman" w:hAnsi="Times New Roman" w:cs="Times New Roman"/>
+          <w:sz w:val="22"/>
+          <w:szCs w:val="22"/>
+        </w:rPr>
+      </w:pPr>
+      <w:r>
+        <w:rPr>
+          <w:rFonts w:ascii="Times New Roman" w:hAnsi="Times New Roman" w:cs="Times New Roman"/>
+          <w:sz w:val="22"/>
+          <w:szCs w:val="22"/>
+        </w:rPr>
+        <w:t xml:space="preserve">Implement </w:t>
+      </w:r>
+      <w:proofErr w:type="spellStart"/>
+      <w:r>
+        <w:rPr>
+          <w:rFonts w:ascii="Times New Roman" w:hAnsi="Times New Roman" w:cs="Times New Roman"/>
+          <w:sz w:val="22"/>
+          <w:szCs w:val="22"/>
+        </w:rPr>
+        <w:t>orderController.ts</w:t>
+      </w:r>
+      <w:proofErr w:type="spellEnd"/>
+      <w:r>
+        <w:rPr>
+          <w:rFonts w:ascii="Times New Roman" w:hAnsi="Times New Roman" w:cs="Times New Roman"/>
+          <w:sz w:val="22"/>
+          <w:szCs w:val="22"/>
+        </w:rPr>
+        <w:t xml:space="preserve"> to automatically create an Order when a Booking is accepted, and allow users to GET their active orders (the Order Workspace).</w:t>
+      </w:r>
+    </w:p>
+    <w:p>
+      <w:pPr>
+        <w:numPr>
+          <w:ilvl w:val="0"/>
+          <w:numId w:val="17"/>
+        </w:numPr>
+        <w:spacing w:after="0"/>
+        <w:rPr>
+          <w:rFonts w:ascii="Times New Roman" w:hAnsi="Times New Roman" w:cs="Times New Roman"/>
+          <w:sz w:val="22"/>
+          <w:szCs w:val="22"/>
+        </w:rPr>
+      </w:pPr>
+      <w:r>
+        <w:rPr>
+          <w:rFonts w:ascii="Times New Roman" w:hAnsi="Times New Roman" w:cs="Times New Roman"/>
+          <w:sz w:val="22"/>
+          <w:szCs w:val="22"/>
+        </w:rPr>
+        <w:t>Protect booking and order routes using the existing auth middleware. Ensure role-based access (e.g., only Buyers can initiate bookings).</w:t>
+      </w:r>
+    </w:p>
+    <w:p>
+      <w:pPr>
+        <w:numPr>
+          <w:ilvl w:val="0"/>
+          <w:numId w:val="17"/>
+        </w:numPr>
+        <w:spacing w:after="0"/>
+        <w:rPr>
+          <w:rFonts w:ascii="Times New Roman" w:hAnsi="Times New Roman" w:cs="Times New Roman"/>
+          <w:sz w:val="22"/>
+          <w:szCs w:val="22"/>
+        </w:rPr>
+      </w:pPr>
+      <w:r>
+        <w:rPr>
+          <w:rFonts w:ascii="Times New Roman" w:hAnsi="Times New Roman" w:cs="Times New Roman"/>
+          <w:sz w:val="22"/>
+          <w:szCs w:val="22"/>
+        </w:rPr>
+        <w:t>Validate all incoming search queries and booking payloads using Zod.</w:t>
+      </w:r>
+    </w:p>
+    <w:p>
+      <w:pPr>
+        <w:numPr>
+          <w:ilvl w:val="0"/>
+          <w:numId w:val="17"/>
+        </w:numPr>
+        <w:spacing w:after="0"/>
+        <w:rPr>
+          <w:rFonts w:ascii="Times New Roman" w:hAnsi="Times New Roman" w:cs="Times New Roman"/>
+          <w:sz w:val="22"/>
+          <w:szCs w:val="22"/>
+        </w:rPr>
+      </w:pPr>
+      <w:r>
+        <w:rPr>
+          <w:rFonts w:ascii="Times New Roman" w:hAnsi="Times New Roman" w:cs="Times New Roman"/>
+          <w:sz w:val="22"/>
+          <w:szCs w:val="22"/>
+        </w:rPr>
+        <w:t>On the Frontend, create a Search Page with a search bar, category filters, and a grid of Service Cards.</w:t>
+      </w:r>
+    </w:p>
+    <w:p>
+      <w:pPr>
+        <w:numPr>
+          <w:ilvl w:val="0"/>
+          <w:numId w:val="17"/>
+        </w:numPr>
+        <w:spacing w:after="0"/>
+        <w:rPr>
+          <w:rFonts w:ascii="Times New Roman" w:hAnsi="Times New Roman" w:cs="Times New Roman"/>
+          <w:sz w:val="22"/>
+          <w:szCs w:val="22"/>
+        </w:rPr>
+      </w:pPr>
+      <w:r>
+        <w:rPr>
+          <w:rFonts w:ascii="Times New Roman" w:hAnsi="Times New Roman" w:cs="Times New Roman"/>
+          <w:sz w:val="22"/>
+          <w:szCs w:val="22"/>
+        </w:rPr>
+        <w:t>Create a Service Detail page with a "Book Now" form.</w:t>
+      </w:r>
+    </w:p>
+    <w:p>
+      <w:pPr>
+        <w:numPr>
+          <w:ilvl w:val="0"/>
+          <w:numId w:val="17"/>
+        </w:numPr>
+        <w:spacing w:after="0"/>
+        <w:rPr>
+          <w:rFonts w:ascii="Times New Roman" w:hAnsi="Times New Roman" w:cs="Times New Roman"/>
+          <w:sz w:val="22"/>
+          <w:szCs w:val="22"/>
+        </w:rPr>
+      </w:pPr>
+      <w:r>
+        <w:rPr>
+          <w:rFonts w:ascii="Times New Roman" w:hAnsi="Times New Roman" w:cs="Times New Roman"/>
+          <w:sz w:val="22"/>
+          <w:szCs w:val="22"/>
+        </w:rPr>
+        <w:t>Create an 'Order Workspace' dashboard page where users can see their active bookings and orders.</w:t>
+      </w:r>
+    </w:p>
+    <w:p>
+      <w:pPr>
+        <w:numPr>
+          <w:ilvl w:val="0"/>
+          <w:numId w:val="17"/>
+        </w:numPr>
+        <w:spacing w:after="0"/>
+        <w:rPr>
+          <w:rFonts w:ascii="Times New Roman" w:hAnsi="Times New Roman" w:cs="Times New Roman"/>
+          <w:sz w:val="22"/>
+          <w:szCs w:val="22"/>
+        </w:rPr>
+      </w:pPr>
+      <w:r>
+        <w:rPr>
+          <w:rFonts w:ascii="Times New Roman" w:hAnsi="Times New Roman" w:cs="Times New Roman"/>
+          <w:sz w:val="22"/>
+          <w:szCs w:val="22"/>
+        </w:rPr>
+        <w:t>Keep the code clean, modular, and use industry-standard naming conventions.</w:t>
+      </w:r>
+    </w:p>
+    <w:p>
+      <w:pPr>
+        <w:spacing w:after="0"/>
+        <w:rPr>
+          <w:rFonts w:ascii="Times New Roman" w:hAnsi="Times New Roman" w:cs="Times New Roman"/>
+          <w:sz w:val="22"/>
+          <w:szCs w:val="22"/>
+        </w:rPr>
+      </w:pPr>
+      <w:r>
+        <w:rPr>
+          <w:rFonts w:ascii="Times New Roman" w:hAnsi="Times New Roman" w:cs="Times New Roman"/>
+          <w:sz w:val="22"/>
+          <w:szCs w:val="22"/>
+        </w:rPr>
+        <w:t>Generate:</w:t>
+      </w:r>
+    </w:p>
+    <w:p>
+      <w:pPr>
+        <w:numPr>
+          <w:ilvl w:val="0"/>
+          <w:numId w:val="18"/>
+        </w:numPr>
+        <w:spacing w:after="0"/>
+        <w:rPr>
+          <w:rFonts w:ascii="Times New Roman" w:hAnsi="Times New Roman" w:cs="Times New Roman"/>
+          <w:sz w:val="22"/>
+          <w:szCs w:val="22"/>
+        </w:rPr>
+      </w:pPr>
+      <w:r>
+        <w:rPr>
+          <w:rFonts w:ascii="Times New Roman" w:hAnsi="Times New Roman" w:cs="Times New Roman"/>
+          <w:sz w:val="22"/>
+          <w:szCs w:val="22"/>
+        </w:rPr>
+        <w:t xml:space="preserve">Installation commands for any new packages needed, specifying the correct directory (frontend or backend). Use </w:t>
+      </w:r>
+      <w:proofErr w:type="spellStart"/>
+      <w:r>
+        <w:rPr>
+          <w:rFonts w:ascii="Times New Roman" w:hAnsi="Times New Roman" w:cs="Times New Roman"/>
+          <w:sz w:val="22"/>
+          <w:szCs w:val="22"/>
+        </w:rPr>
+        <w:t>fnm</w:t>
+      </w:r>
+      <w:proofErr w:type="spellEnd"/>
+      <w:r>
+        <w:rPr>
+          <w:rFonts w:ascii="Times New Roman" w:hAnsi="Times New Roman" w:cs="Times New Roman"/>
+          <w:sz w:val="22"/>
+          <w:szCs w:val="22"/>
+        </w:rPr>
+        <w:t xml:space="preserve"> for Node environment management.</w:t>
+      </w:r>
+    </w:p>
+    <w:p>
+      <w:pPr>
+        <w:numPr>
+          <w:ilvl w:val="0"/>
+          <w:numId w:val="18"/>
+        </w:numPr>
+        <w:spacing w:after="0"/>
+        <w:rPr>
+          <w:rFonts w:ascii="Times New Roman" w:hAnsi="Times New Roman" w:cs="Times New Roman"/>
+          <w:sz w:val="22"/>
+          <w:szCs w:val="22"/>
+        </w:rPr>
+      </w:pPr>
+      <w:r>
+        <w:rPr>
+          <w:rFonts w:ascii="Times New Roman" w:hAnsi="Times New Roman" w:cs="Times New Roman"/>
+          <w:sz w:val="22"/>
+          <w:szCs w:val="22"/>
+        </w:rPr>
+        <w:t>Final folder structure representation.</w:t>
+      </w:r>
+    </w:p>
+    <w:p>
+      <w:pPr>
+        <w:numPr>
+          <w:ilvl w:val="0"/>
+          <w:numId w:val="18"/>
+        </w:numPr>
+        <w:spacing w:after="0"/>
+        <w:rPr>
+          <w:rFonts w:ascii="Times New Roman" w:hAnsi="Times New Roman" w:cs="Times New Roman"/>
+          <w:sz w:val="22"/>
+          <w:szCs w:val="22"/>
+        </w:rPr>
+      </w:pPr>
+      <w:r>
+        <w:rPr>
+          <w:rFonts w:ascii="Times New Roman" w:hAnsi="Times New Roman" w:cs="Times New Roman"/>
+          <w:sz w:val="22"/>
+          <w:szCs w:val="22"/>
+        </w:rPr>
+        <w:t>Required files one by one with the correct path.</w:t>
+      </w:r>
+    </w:p>
+    <w:p>
+      <w:pPr>
+        <w:numPr>
+          <w:ilvl w:val="0"/>
+          <w:numId w:val="18"/>
+        </w:numPr>
+        <w:spacing w:after="0"/>
+        <w:rPr>
+          <w:rFonts w:ascii="Times New Roman" w:hAnsi="Times New Roman" w:cs="Times New Roman"/>
+          <w:sz w:val="22"/>
+          <w:szCs w:val="22"/>
+        </w:rPr>
+      </w:pPr>
+      <w:r>
+        <w:rPr>
+          <w:rFonts w:ascii="Times New Roman" w:hAnsi="Times New Roman" w:cs="Times New Roman"/>
+          <w:sz w:val="22"/>
+          <w:szCs w:val="22"/>
+        </w:rPr>
+        <w:t>API endpoint examples for searching services and creating a booking.</w:t>
+      </w:r>
+    </w:p>
+    <w:p>
+      <w:pPr>
+        <w:numPr>
+          <w:ilvl w:val="0"/>
+          <w:numId w:val="18"/>
+        </w:numPr>
+        <w:spacing w:after="0"/>
+        <w:rPr>
+          <w:rFonts w:ascii="Times New Roman" w:hAnsi="Times New Roman" w:cs="Times New Roman"/>
+          <w:sz w:val="22"/>
+          <w:szCs w:val="22"/>
+        </w:rPr>
+      </w:pPr>
+      <w:r>
+        <w:rPr>
+          <w:rFonts w:ascii="Times New Roman" w:hAnsi="Times New Roman" w:cs="Times New Roman"/>
+          <w:sz w:val="22"/>
+          <w:szCs w:val="22"/>
+        </w:rPr>
+        <w:t>Frontend Axios configuration example for passing search query parameters.</w:t>
+      </w:r>
+    </w:p>
+    <w:p>
+      <w:pPr>
+        <w:numPr>
+          <w:ilvl w:val="0"/>
+          <w:numId w:val="18"/>
+        </w:numPr>
+        <w:spacing w:after="0"/>
+        <w:rPr>
+          <w:rFonts w:ascii="Times New Roman" w:hAnsi="Times New Roman" w:cs="Times New Roman"/>
+          <w:sz w:val="22"/>
+          <w:szCs w:val="22"/>
+        </w:rPr>
+      </w:pPr>
+      <w:r>
+        <w:rPr>
+          <w:rFonts w:ascii="Times New Roman" w:hAnsi="Times New Roman" w:cs="Times New Roman"/>
+          <w:sz w:val="22"/>
+          <w:szCs w:val="22"/>
+        </w:rPr>
+        <w:t>Postman testing payload examples for the new endpoints.</w:t>
+      </w:r>
+    </w:p>
+    <w:p>
+      <w:pPr>
         <w:spacing w:after="0"/>
         <w:rPr>
           <w:rFonts w:ascii="Times New Roman" w:hAnsi="Times New Roman" w:cs="Times New Roman"/>
@@ -7747,6 +9593,155 @@
     </w:lvl>
   </w:abstractNum>
   <w:abstractNum w:abstractNumId="10" w15:restartNumberingAfterBreak="0">
+    <w:nsid w:val="55AF5F9B"/>
+    <w:multiLevelType w:val="multilevel"/>
+    <w:tmpl w:val="3626A98C"/>
+    <w:lvl w:ilvl="0">
+      <w:start w:val="1"/>
+      <w:numFmt w:val="bullet"/>
+      <w:lvlText w:val=""/>
+      <w:lvlJc w:val="left"/>
+      <w:pPr>
+        <w:tabs>
+          <w:tab w:val="num" w:pos="720"/>
+        </w:tabs>
+        <w:ind w:left="720" w:hanging="360"/>
+      </w:pPr>
+      <w:rPr>
+        <w:rFonts w:ascii="Symbol" w:hAnsi="Symbol" w:hint="default"/>
+        <w:sz w:val="20"/>
+      </w:rPr>
+    </w:lvl>
+    <w:lvl w:ilvl="1" w:tentative="1">
+      <w:start w:val="1"/>
+      <w:numFmt w:val="bullet"/>
+      <w:lvlText w:val="o"/>
+      <w:lvlJc w:val="left"/>
+      <w:pPr>
+        <w:tabs>
+          <w:tab w:val="num" w:pos="1440"/>
+        </w:tabs>
+        <w:ind w:left="1440" w:hanging="360"/>
+      </w:pPr>
+      <w:rPr>
+        <w:rFonts w:ascii="Courier New" w:hAnsi="Courier New" w:hint="default"/>
+        <w:sz w:val="20"/>
+      </w:rPr>
+    </w:lvl>
+    <w:lvl w:ilvl="2" w:tentative="1">
+      <w:start w:val="1"/>
+      <w:numFmt w:val="bullet"/>
+      <w:lvlText w:val=""/>
+      <w:lvlJc w:val="left"/>
+      <w:pPr>
+        <w:tabs>
+          <w:tab w:val="num" w:pos="2160"/>
+        </w:tabs>
+        <w:ind w:left="2160" w:hanging="360"/>
+      </w:pPr>
+      <w:rPr>
+        <w:rFonts w:ascii="Wingdings" w:hAnsi="Wingdings" w:hint="default"/>
+        <w:sz w:val="20"/>
+      </w:rPr>
+    </w:lvl>
+    <w:lvl w:ilvl="3" w:tentative="1">
+      <w:start w:val="1"/>
+      <w:numFmt w:val="bullet"/>
+      <w:lvlText w:val=""/>
+      <w:lvlJc w:val="left"/>
+      <w:pPr>
+        <w:tabs>
+          <w:tab w:val="num" w:pos="2880"/>
+        </w:tabs>
+        <w:ind w:left="2880" w:hanging="360"/>
+      </w:pPr>
+      <w:rPr>
+        <w:rFonts w:ascii="Wingdings" w:hAnsi="Wingdings" w:hint="default"/>
+        <w:sz w:val="20"/>
+      </w:rPr>
+    </w:lvl>
+    <w:lvl w:ilvl="4" w:tentative="1">
+      <w:start w:val="1"/>
+      <w:numFmt w:val="bullet"/>
+      <w:lvlText w:val=""/>
+      <w:lvlJc w:val="left"/>
+      <w:pPr>
+        <w:tabs>
+          <w:tab w:val="num" w:pos="3600"/>
+        </w:tabs>
+        <w:ind w:left="3600" w:hanging="360"/>
+      </w:pPr>
+      <w:rPr>
+        <w:rFonts w:ascii="Wingdings" w:hAnsi="Wingdings" w:hint="default"/>
+        <w:sz w:val="20"/>
+      </w:rPr>
+    </w:lvl>
+    <w:lvl w:ilvl="5" w:tentative="1">
+      <w:start w:val="1"/>
+      <w:numFmt w:val="bullet"/>
+      <w:lvlText w:val=""/>
+      <w:lvlJc w:val="left"/>
+      <w:pPr>
+        <w:tabs>
+          <w:tab w:val="num" w:pos="4320"/>
+        </w:tabs>
+        <w:ind w:left="4320" w:hanging="360"/>
+      </w:pPr>
+      <w:rPr>
+        <w:rFonts w:ascii="Wingdings" w:hAnsi="Wingdings" w:hint="default"/>
+        <w:sz w:val="20"/>
+      </w:rPr>
+    </w:lvl>
+    <w:lvl w:ilvl="6" w:tentative="1">
+      <w:start w:val="1"/>
+      <w:numFmt w:val="bullet"/>
+      <w:lvlText w:val=""/>
+      <w:lvlJc w:val="left"/>
+      <w:pPr>
+        <w:tabs>
+          <w:tab w:val="num" w:pos="5040"/>
+        </w:tabs>
+        <w:ind w:left="5040" w:hanging="360"/>
+      </w:pPr>
+      <w:rPr>
+        <w:rFonts w:ascii="Wingdings" w:hAnsi="Wingdings" w:hint="default"/>
+        <w:sz w:val="20"/>
+      </w:rPr>
+    </w:lvl>
+    <w:lvl w:ilvl="7" w:tentative="1">
+      <w:start w:val="1"/>
+      <w:numFmt w:val="bullet"/>
+      <w:lvlText w:val=""/>
+      <w:lvlJc w:val="left"/>
+      <w:pPr>
+        <w:tabs>
+          <w:tab w:val="num" w:pos="5760"/>
+        </w:tabs>
+        <w:ind w:left="5760" w:hanging="360"/>
+      </w:pPr>
+      <w:rPr>
+        <w:rFonts w:ascii="Wingdings" w:hAnsi="Wingdings" w:hint="default"/>
+        <w:sz w:val="20"/>
+      </w:rPr>
+    </w:lvl>
+    <w:lvl w:ilvl="8" w:tentative="1">
+      <w:start w:val="1"/>
+      <w:numFmt w:val="bullet"/>
+      <w:lvlText w:val=""/>
+      <w:lvlJc w:val="left"/>
+      <w:pPr>
+        <w:tabs>
+          <w:tab w:val="num" w:pos="6480"/>
+        </w:tabs>
+        <w:ind w:left="6480" w:hanging="360"/>
+      </w:pPr>
+      <w:rPr>
+        <w:rFonts w:ascii="Wingdings" w:hAnsi="Wingdings" w:hint="default"/>
+        <w:sz w:val="20"/>
+      </w:rPr>
+    </w:lvl>
+  </w:abstractNum>
+  <w:abstractNum w:abstractNumId="11" w15:restartNumberingAfterBreak="0">
     <w:nsid w:val="57C266F3"/>
     <w:multiLevelType w:val="multilevel"/>
     <w:tmpl w:val="6D7C91A2"/>
@@ -7895,7 +9890,269 @@
       </w:rPr>
     </w:lvl>
   </w:abstractNum>
-  <w:abstractNum w:abstractNumId="11" w15:restartNumberingAfterBreak="0">
+  <w:abstractNum w:abstractNumId="12" w15:restartNumberingAfterBreak="0">
+    <w:nsid w:val="59CB771D"/>
+    <w:multiLevelType w:val="multilevel"/>
+    <w:tmpl w:val="A930375E"/>
+    <w:lvl w:ilvl="0">
+      <w:start w:val="1"/>
+      <w:numFmt w:val="bullet"/>
+      <w:lvlText w:val=""/>
+      <w:lvlJc w:val="left"/>
+      <w:pPr>
+        <w:tabs>
+          <w:tab w:val="num" w:pos="720"/>
+        </w:tabs>
+        <w:ind w:left="720" w:hanging="360"/>
+      </w:pPr>
+      <w:rPr>
+        <w:rFonts w:ascii="Symbol" w:hAnsi="Symbol" w:hint="default"/>
+        <w:sz w:val="20"/>
+      </w:rPr>
+    </w:lvl>
+    <w:lvl w:ilvl="1" w:tentative="1">
+      <w:start w:val="1"/>
+      <w:numFmt w:val="bullet"/>
+      <w:lvlText w:val="o"/>
+      <w:lvlJc w:val="left"/>
+      <w:pPr>
+        <w:tabs>
+          <w:tab w:val="num" w:pos="1440"/>
+        </w:tabs>
+        <w:ind w:left="1440" w:hanging="360"/>
+      </w:pPr>
+      <w:rPr>
+        <w:rFonts w:ascii="Courier New" w:hAnsi="Courier New" w:hint="default"/>
+        <w:sz w:val="20"/>
+      </w:rPr>
+    </w:lvl>
+    <w:lvl w:ilvl="2" w:tentative="1">
+      <w:start w:val="1"/>
+      <w:numFmt w:val="bullet"/>
+      <w:lvlText w:val=""/>
+      <w:lvlJc w:val="left"/>
+      <w:pPr>
+        <w:tabs>
+          <w:tab w:val="num" w:pos="2160"/>
+        </w:tabs>
+        <w:ind w:left="2160" w:hanging="360"/>
+      </w:pPr>
+      <w:rPr>
+        <w:rFonts w:ascii="Wingdings" w:hAnsi="Wingdings" w:hint="default"/>
+        <w:sz w:val="20"/>
+      </w:rPr>
+    </w:lvl>
+    <w:lvl w:ilvl="3" w:tentative="1">
+      <w:start w:val="1"/>
+      <w:numFmt w:val="bullet"/>
+      <w:lvlText w:val=""/>
+      <w:lvlJc w:val="left"/>
+      <w:pPr>
+        <w:tabs>
+          <w:tab w:val="num" w:pos="2880"/>
+        </w:tabs>
+        <w:ind w:left="2880" w:hanging="360"/>
+      </w:pPr>
+      <w:rPr>
+        <w:rFonts w:ascii="Wingdings" w:hAnsi="Wingdings" w:hint="default"/>
+        <w:sz w:val="20"/>
+      </w:rPr>
+    </w:lvl>
+    <w:lvl w:ilvl="4" w:tentative="1">
+      <w:start w:val="1"/>
+      <w:numFmt w:val="bullet"/>
+      <w:lvlText w:val=""/>
+      <w:lvlJc w:val="left"/>
+      <w:pPr>
+        <w:tabs>
+          <w:tab w:val="num" w:pos="3600"/>
+        </w:tabs>
+        <w:ind w:left="3600" w:hanging="360"/>
+      </w:pPr>
+      <w:rPr>
+        <w:rFonts w:ascii="Wingdings" w:hAnsi="Wingdings" w:hint="default"/>
+        <w:sz w:val="20"/>
+      </w:rPr>
+    </w:lvl>
+    <w:lvl w:ilvl="5" w:tentative="1">
+      <w:start w:val="1"/>
+      <w:numFmt w:val="bullet"/>
+      <w:lvlText w:val=""/>
+      <w:lvlJc w:val="left"/>
+      <w:pPr>
+        <w:tabs>
+          <w:tab w:val="num" w:pos="4320"/>
+        </w:tabs>
+        <w:ind w:left="4320" w:hanging="360"/>
+      </w:pPr>
+      <w:rPr>
+        <w:rFonts w:ascii="Wingdings" w:hAnsi="Wingdings" w:hint="default"/>
+        <w:sz w:val="20"/>
+      </w:rPr>
+    </w:lvl>
+    <w:lvl w:ilvl="6" w:tentative="1">
+      <w:start w:val="1"/>
+      <w:numFmt w:val="bullet"/>
+      <w:lvlText w:val=""/>
+      <w:lvlJc w:val="left"/>
+      <w:pPr>
+        <w:tabs>
+          <w:tab w:val="num" w:pos="5040"/>
+        </w:tabs>
+        <w:ind w:left="5040" w:hanging="360"/>
+      </w:pPr>
+      <w:rPr>
+        <w:rFonts w:ascii="Wingdings" w:hAnsi="Wingdings" w:hint="default"/>
+        <w:sz w:val="20"/>
+      </w:rPr>
+    </w:lvl>
+    <w:lvl w:ilvl="7" w:tentative="1">
+      <w:start w:val="1"/>
+      <w:numFmt w:val="bullet"/>
+      <w:lvlText w:val=""/>
+      <w:lvlJc w:val="left"/>
+      <w:pPr>
+        <w:tabs>
+          <w:tab w:val="num" w:pos="5760"/>
+        </w:tabs>
+        <w:ind w:left="5760" w:hanging="360"/>
+      </w:pPr>
+      <w:rPr>
+        <w:rFonts w:ascii="Wingdings" w:hAnsi="Wingdings" w:hint="default"/>
+        <w:sz w:val="20"/>
+      </w:rPr>
+    </w:lvl>
+    <w:lvl w:ilvl="8" w:tentative="1">
+      <w:start w:val="1"/>
+      <w:numFmt w:val="bullet"/>
+      <w:lvlText w:val=""/>
+      <w:lvlJc w:val="left"/>
+      <w:pPr>
+        <w:tabs>
+          <w:tab w:val="num" w:pos="6480"/>
+        </w:tabs>
+        <w:ind w:left="6480" w:hanging="360"/>
+      </w:pPr>
+      <w:rPr>
+        <w:rFonts w:ascii="Wingdings" w:hAnsi="Wingdings" w:hint="default"/>
+        <w:sz w:val="20"/>
+      </w:rPr>
+    </w:lvl>
+  </w:abstractNum>
+  <w:abstractNum w:abstractNumId="13" w15:restartNumberingAfterBreak="0">
+    <w:nsid w:val="59FB3BDA"/>
+    <w:multiLevelType w:val="multilevel"/>
+    <w:tmpl w:val="CE10B2B8"/>
+    <w:lvl w:ilvl="0">
+      <w:start w:val="1"/>
+      <w:numFmt w:val="decimal"/>
+      <w:lvlText w:val="%1."/>
+      <w:lvlJc w:val="left"/>
+      <w:pPr>
+        <w:tabs>
+          <w:tab w:val="num" w:pos="720"/>
+        </w:tabs>
+        <w:ind w:left="720" w:hanging="360"/>
+      </w:pPr>
+    </w:lvl>
+    <w:lvl w:ilvl="1" w:tentative="1">
+      <w:start w:val="1"/>
+      <w:numFmt w:val="decimal"/>
+      <w:lvlText w:val="%2."/>
+      <w:lvlJc w:val="left"/>
+      <w:pPr>
+        <w:tabs>
+          <w:tab w:val="num" w:pos="1440"/>
+        </w:tabs>
+        <w:ind w:left="1440" w:hanging="360"/>
+      </w:pPr>
+    </w:lvl>
+    <w:lvl w:ilvl="2" w:tentative="1">
+      <w:start w:val="1"/>
+      <w:numFmt w:val="decimal"/>
+      <w:lvlText w:val="%3."/>
+      <w:lvlJc w:val="left"/>
+      <w:pPr>
+        <w:tabs>
+          <w:tab w:val="num" w:pos="2160"/>
+        </w:tabs>
+        <w:ind w:left="2160" w:hanging="360"/>
+      </w:pPr>
+    </w:lvl>
+    <w:lvl w:ilvl="3" w:tentative="1">
+      <w:start w:val="1"/>
+      <w:numFmt w:val="decimal"/>
+      <w:lvlText w:val="%4."/>
+      <w:lvlJc w:val="left"/>
+      <w:pPr>
+        <w:tabs>
+          <w:tab w:val="num" w:pos="2880"/>
+        </w:tabs>
+        <w:ind w:left="2880" w:hanging="360"/>
+      </w:pPr>
+    </w:lvl>
+    <w:lvl w:ilvl="4" w:tentative="1">
+      <w:start w:val="1"/>
+      <w:numFmt w:val="decimal"/>
+      <w:lvlText w:val="%5."/>
+      <w:lvlJc w:val="left"/>
+      <w:pPr>
+        <w:tabs>
+          <w:tab w:val="num" w:pos="3600"/>
+        </w:tabs>
+        <w:ind w:left="3600" w:hanging="360"/>
+      </w:pPr>
+    </w:lvl>
+    <w:lvl w:ilvl="5" w:tentative="1">
+      <w:start w:val="1"/>
+      <w:numFmt w:val="decimal"/>
+      <w:lvlText w:val="%6."/>
+      <w:lvlJc w:val="left"/>
+      <w:pPr>
+        <w:tabs>
+          <w:tab w:val="num" w:pos="4320"/>
+        </w:tabs>
+        <w:ind w:left="4320" w:hanging="360"/>
+      </w:pPr>
+    </w:lvl>
+    <w:lvl w:ilvl="6" w:tentative="1">
+      <w:start w:val="1"/>
+      <w:numFmt w:val="decimal"/>
+      <w:lvlText w:val="%7."/>
+      <w:lvlJc w:val="left"/>
+      <w:pPr>
+        <w:tabs>
+          <w:tab w:val="num" w:pos="5040"/>
+        </w:tabs>
+        <w:ind w:left="5040" w:hanging="360"/>
+      </w:pPr>
+    </w:lvl>
+    <w:lvl w:ilvl="7" w:tentative="1">
+      <w:start w:val="1"/>
+      <w:numFmt w:val="decimal"/>
+      <w:lvlText w:val="%8."/>
+      <w:lvlJc w:val="left"/>
+      <w:pPr>
+        <w:tabs>
+          <w:tab w:val="num" w:pos="5760"/>
+        </w:tabs>
+        <w:ind w:left="5760" w:hanging="360"/>
+      </w:pPr>
+    </w:lvl>
+    <w:lvl w:ilvl="8" w:tentative="1">
+      <w:start w:val="1"/>
+      <w:numFmt w:val="decimal"/>
+      <w:lvlText w:val="%9."/>
+      <w:lvlJc w:val="left"/>
+      <w:pPr>
+        <w:tabs>
+          <w:tab w:val="num" w:pos="6480"/>
+        </w:tabs>
+        <w:ind w:left="6480" w:hanging="360"/>
+      </w:pPr>
+    </w:lvl>
+  </w:abstractNum>
+  <w:abstractNum w:abstractNumId="14" w15:restartNumberingAfterBreak="0">
     <w:nsid w:val="5FA33DA5"/>
     <w:multiLevelType w:val="multilevel"/>
     <w:tmpl w:val="6D40ABA4"/>
@@ -8008,7 +10265,7 @@
       </w:pPr>
     </w:lvl>
   </w:abstractNum>
-  <w:abstractNum w:abstractNumId="12" w15:restartNumberingAfterBreak="0">
+  <w:abstractNum w:abstractNumId="15" w15:restartNumberingAfterBreak="0">
     <w:nsid w:val="658C0936"/>
     <w:multiLevelType w:val="multilevel"/>
     <w:tmpl w:val="12F8232C"/>
@@ -8157,7 +10414,7 @@
       </w:rPr>
     </w:lvl>
   </w:abstractNum>
-  <w:abstractNum w:abstractNumId="13" w15:restartNumberingAfterBreak="0">
+  <w:abstractNum w:abstractNumId="16" w15:restartNumberingAfterBreak="0">
     <w:nsid w:val="736959A9"/>
     <w:multiLevelType w:val="multilevel"/>
     <w:tmpl w:val="D7EAEF24"/>
@@ -8306,7 +10563,7 @@
       </w:rPr>
     </w:lvl>
   </w:abstractNum>
-  <w:abstractNum w:abstractNumId="14" w15:restartNumberingAfterBreak="0">
+  <w:abstractNum w:abstractNumId="17" w15:restartNumberingAfterBreak="0">
     <w:nsid w:val="7E0C68A1"/>
     <w:multiLevelType w:val="multilevel"/>
     <w:tmpl w:val="7D743022"/>
@@ -8438,7 +10695,7 @@
     <w:abstractNumId w:val="5"/>
   </w:num>
   <w:num w:numId="7" w16cid:durableId="1722245568">
-    <w:abstractNumId w:val="12"/>
+    <w:abstractNumId w:val="15"/>
   </w:num>
   <w:num w:numId="8" w16cid:durableId="764301605">
     <w:abstractNumId w:val="8"/>
@@ -8447,22 +10704,31 @@
     <w:abstractNumId w:val="3"/>
   </w:num>
   <w:num w:numId="10" w16cid:durableId="1295402756">
-    <w:abstractNumId w:val="10"/>
+    <w:abstractNumId w:val="11"/>
   </w:num>
   <w:num w:numId="11" w16cid:durableId="974332706">
     <w:abstractNumId w:val="4"/>
   </w:num>
   <w:num w:numId="12" w16cid:durableId="1936742150">
-    <w:abstractNumId w:val="14"/>
+    <w:abstractNumId w:val="17"/>
   </w:num>
   <w:num w:numId="13" w16cid:durableId="1659654173">
-    <w:abstractNumId w:val="13"/>
+    <w:abstractNumId w:val="16"/>
   </w:num>
   <w:num w:numId="14" w16cid:durableId="1368986864">
     <w:abstractNumId w:val="0"/>
   </w:num>
   <w:num w:numId="15" w16cid:durableId="576013017">
-    <w:abstractNumId w:val="11"/>
+    <w:abstractNumId w:val="14"/>
+  </w:num>
+  <w:num w:numId="16" w16cid:durableId="1764449628">
+    <w:abstractNumId w:val="10"/>
+  </w:num>
+  <w:num w:numId="17" w16cid:durableId="1096751994">
+    <w:abstractNumId w:val="12"/>
+  </w:num>
+  <w:num w:numId="18" w16cid:durableId="1909994592">
+    <w:abstractNumId w:val="13"/>
   </w:num>
 </w:numbering>
 </file>
@@ -9383,6 +11649,17 @@
       <w:spacing w:val="5"/>
     </w:rPr>
   </w:style>
+  <w:style w:type="paragraph" w:styleId="NormalWeb">
+    <w:name w:val="Normal (Web)"/>
+    <w:basedOn w:val="Normal"/>
+    <w:uiPriority w:val="99"/>
+    <w:semiHidden/>
+    <w:unhideWhenUsed/>
+    <w:rsid w:val="006B26EB"/>
+    <w:rPr>
+      <w:rFonts w:ascii="Times New Roman" w:hAnsi="Times New Roman" w:cs="Times New Roman"/>
+    </w:rPr>
+  </w:style>
 </w:styles>
 </file>
 
